--- a/resources/plantilla.docx
+++ b/resources/plantilla.docx
@@ -1451,7 +1451,7 @@
           <w:sz w:val="18"/>
           <w:szCs w:val="18"/>
         </w:rPr>
-        <w:t>130</w:t>
+        <w:t>230</w:t>
       </w:r>
       <w:r>
         <w:rPr>
